--- a/klagomål/A 27787-2026 FSC-klagomål.docx
+++ b/klagomål/A 27787-2026 FSC-klagomål.docx
@@ -1004,7 +1004,7 @@
     <w:r>
       <w:tab/>
       <w:tab/>
-      <w:t>2026-06-19</w:t>
+      <w:t>2026-06-20</w:t>
       <w:br/>
       <w:br/>
     </w:r>

--- a/klagomål/A 27787-2026 FSC-klagomål.docx
+++ b/klagomål/A 27787-2026 FSC-klagomål.docx
@@ -168,38 +168,7 @@
     </w:p>
     <w:p>
       <w:r>
-        <w:t>Detta dokument behandlar höga naturvärden i avverkningsanmälan A 27787-2026 i Sundsvalls kommun som inkom 2026-06-18 och omfattar 1,0 ha.</w:t>
-      </w:r>
-    </w:p>
-    <w:p>
-      <w:r>
-        <w:t>Nedan presenteras fynd av naturvårdsarter som gjorts i det avverkningsanmälda området, samt relevanta utdrag ur standarderna för FSC, Chain of Custody, Controlled Wood och PEFC. I BILAGA 1 finns artfakta om rödlistade arter.</w:t>
-      </w:r>
-    </w:p>
-    <w:p>
-      <w:r>
-        <w:t>Vi förväntar oss att ni återkommer med ett skriftligt svar på vårt klagomål och även beskriver vilka korrigerande åtgärder ni satt in för att rätta till identifierade brister i er efterlevnad av den svenska FSC standarden.</w:t>
-      </w:r>
-    </w:p>
-    <w:p>
-      <w:pPr>
-        <w:pStyle w:val="Heading1"/>
-      </w:pPr>
-      <w:r>
-        <w:t>Naturvårdsarter</w:t>
-      </w:r>
-    </w:p>
-    <w:p>
-      <w:r>
-        <w:t>I och inom 25 meter från avverkningsanmälan har följande 6 naturvårdsarter hittats: doftskinn (NT, T), lunglav (NT, T), rosenticka (NT, T), ullticka (NT, T), bårdlav (S, T) och korallblylav (S, T). Av dessa är 4 rödlistade. För rödlistade arter har rödlistekategorin angivits inom parentes. Arter som är signalarter enligt Skogsstyrelsen har markerats med (S). Typiska arter inom Natura 2000 som är kopplade till skogsekosystem har markerats med (T).</w:t>
-      </w:r>
-    </w:p>
-    <w:p>
-      <w:r>
-        <w:t>De påträffade naturvårdsarterna är ett tydligt kvitto på att det rör sig om en skog med höga naturvärden.</w:t>
-      </w:r>
-      <w:r>
-        <w:t xml:space="preserve"> I Figur 1 visas fyndplatser för naturvårdsarter i området, som finns registrerade på Artportalen.</w:t>
+        <w:t>Detta klagomål behandlar höga naturvärden i avverkningsanmälan A 27787-2026 i Sundsvalls kommun som inkom 2026-06-18 och omfattar 1,0 ha.</w:t>
       </w:r>
     </w:p>
     <w:p>
@@ -209,7 +178,7 @@
       <w:r>
         <w:drawing>
           <wp:inline xmlns:a="http://schemas.openxmlformats.org/drawingml/2006/main" xmlns:pic="http://schemas.openxmlformats.org/drawingml/2006/picture">
-            <wp:extent cx="5171975" cy="5688000"/>
+            <wp:extent cx="5204709" cy="5724000"/>
             <wp:docPr id="1" name="Picture 1"/>
             <wp:cNvGraphicFramePr>
               <a:graphicFrameLocks noChangeAspect="1"/>
@@ -230,7 +199,7 @@
                   <pic:spPr>
                     <a:xfrm>
                       <a:off x="0" y="0"/>
-                      <a:ext cx="5171975" cy="5688000"/>
+                      <a:ext cx="5204709" cy="5724000"/>
                     </a:xfrm>
                     <a:prstGeom prst="rect"/>
                   </pic:spPr>
@@ -247,7 +216,196 @@
         <w:spacing w:after="240"/>
       </w:pPr>
       <w:r>
-        <w:t>Figur 1. Fyndplatser för naturvårdsarter i och inom 25 meter från avverkningsanmälan (röd linje). Markörer utan svart kant är placerade på fyndplatsen. Markörer med svart kant är placerade vid sidan av fyndplatsen och har ett svart streck som visar fyndplatsens exakta position. Kartans mittpunktskoordinat är N 6928800, E 583684 i SWEREF 99 TM.</w:t>
+        <w:t>Figur 1. Fyndplatser för naturvårdsarter i och inom 25 meter från avverkningsanmälan. Markörer utan svart kant är placerade på fyndplatsen. Markörer med svart kant är placerade vid sidan av fyndplatsen har ett svart streck som visar fyndplatsens exakta position. Kartans mittpunktskoordinat är N 6928800, E 583684 i SWEREF 99 TM.</w:t>
+      </w:r>
+    </w:p>
+    <w:p>
+      <w:r>
+        <w:t>I och inom 25 meter från avverkningsanmälan finns fynd av 6 naturvårdsarter, varav 4 är rödlistade, 6 är typiska (T) och 2 är signalarter (S): doftskinn (NT, T), lunglav (NT, T), rosenticka (NT, T), ullticka (NT, T), bårdlav (S, T) och korallblylav (S, T). Se Figur 1.</w:t>
+      </w:r>
+    </w:p>
+    <w:p>
+      <w:r>
+        <w:t>Nedan presenteras relevanta utdrag ur standarderna för FSC, Chain of Custody, Controlled Wood och PEFC.</w:t>
+      </w:r>
+    </w:p>
+    <w:p>
+      <w:r>
+        <w:t>Vi förväntar oss att ni återkommer med ett skriftligt svar på vårt klagomål och även beskriver vilka korrigerande åtgärder ni satt in för att rätta till identifierade brister i er efterlevnad av den svenska FSC standarden.</w:t>
+      </w:r>
+    </w:p>
+    <w:p>
+      <w:pPr>
+        <w:pStyle w:val="Heading1"/>
+      </w:pPr>
+      <w:r>
+        <w:t>Naturvårdsarter och fridlysta arter</w:t>
+      </w:r>
+    </w:p>
+    <w:p>
+      <w:r>
+        <w:t>Nedan följer beskrivningar av de naturvårdsarter och fridlysta arter som har sina livsmiljöer och växtplatser i den avverkningsanmälda skogen. Se även ytterligare artfakta i BILAGA 1. De påträffade naturvårdsarterna är ett tydligt kvitto på att det rör sig om en skog med höga naturvärden.</w:t>
+      </w:r>
+    </w:p>
+    <w:p>
+      <w:r>
+        <w:rPr>
+          <w:b/>
+        </w:rPr>
+        <w:t>Doftskinn (NT)</w:t>
+      </w:r>
+      <w:r>
+        <w:t xml:space="preserve">, rödlistad som nära hotad, är en mycket bra signalart för boreal granskog och indikerar ett gran-skogsekosystem med lång kontinuitet av grova lågor. Arten är placerad i toppen av Skogsstyrelsens värdepyramid för bedömning av skog med höga naturvärden och har klassats som en “urskogsindikator”, då den förekommer med ett tydligt optimum i helt eller nästan helt orörda skogar. Doftskinn är typisk art för </w:t>
+      </w:r>
+      <w:r>
+        <w:rPr>
+          <w:i/>
+        </w:rPr>
+        <w:t xml:space="preserve">9010 Taiga </w:t>
+      </w:r>
+      <w:r>
+        <w:t>(SLU Artdatabanken, 2025; Nitare &amp; Skogsstyrelsen, 2019).</w:t>
+      </w:r>
+    </w:p>
+    <w:p>
+      <w:r>
+        <w:rPr>
+          <w:b/>
+        </w:rPr>
+        <w:t>Lunglav (NT)</w:t>
+      </w:r>
+      <w:r>
+        <w:t xml:space="preserve"> är en av vårt lands främsta signalarter som överallt indikerar gamla lövträd, skogsbestånd med höga naturvärden och ekosystem med långskoglig kontinuitet. Lokalt kan förekomsten vara mycket riklig men den hittas nästan enbart i gamla och ej slutavverkade skogar. Artens samtliga förekomster bör uppmärksammas från naturvårdssynpunkt, då många lokaler även hyser andra ovanliga och rödlistade arter. Rikliga förekomster bör skyddas med biotopskydd, frivilliga avsättningar eller reservat. På lunglav kan de sällsynta lavparasiterna lunglavshårprick (CR), </w:t>
+      </w:r>
+      <w:r>
+        <w:rPr>
+          <w:i/>
+        </w:rPr>
+        <w:t>Abrothallus diederichii</w:t>
+      </w:r>
+      <w:r>
+        <w:t xml:space="preserve"> (VU), </w:t>
+      </w:r>
+      <w:r>
+        <w:rPr>
+          <w:i/>
+        </w:rPr>
+        <w:t>Abrothallus lobariae</w:t>
+      </w:r>
+      <w:r>
+        <w:t xml:space="preserve"> (VU), </w:t>
+      </w:r>
+      <w:r>
+        <w:rPr>
+          <w:i/>
+        </w:rPr>
+        <w:t>Calycina lobariae</w:t>
+      </w:r>
+      <w:r>
+        <w:t xml:space="preserve"> (VU), lunglavsknapp (VU) och skrovelmössing (VU) påträffas. Lunglav är typisk art för </w:t>
+      </w:r>
+      <w:r>
+        <w:rPr>
+          <w:i/>
+        </w:rPr>
+        <w:t>9010 Taiga, 9020 Nordlig ädellövskog, 9110 Näringsfattig bokskog, 9130 Näringsrik bokskog, 9160 Näringsrik ekskog, 9180 Ädellövskog i branter, 9190 Näringsfattig ekskog, 9070 Trädklädd betesmark, 9040 Fjällbjörkskog</w:t>
+      </w:r>
+      <w:r>
+        <w:t xml:space="preserve"> och</w:t>
+      </w:r>
+      <w:r>
+        <w:rPr>
+          <w:i/>
+        </w:rPr>
+        <w:t xml:space="preserve"> 6530 Lövängar</w:t>
+      </w:r>
+      <w:r>
+        <w:t xml:space="preserve"> (SLU Artdatabanken, 2026; Nitare &amp; Skogsstyrelsen, 2019).</w:t>
+      </w:r>
+    </w:p>
+    <w:p>
+      <w:r>
+        <w:rPr>
+          <w:b/>
+        </w:rPr>
+        <w:t>Rosenticka (NT)</w:t>
+      </w:r>
+      <w:r>
+        <w:t xml:space="preserve">, rödlistad som nära hotad, ingår i en karaktäristisk association av vedsvampar som växer på gamla, grova granlågor i urskogsartade barrskogar. Den är placerad i toppen av Skogsstyrelsens värdepyramid för bedömning av skog med höga naturvärden och indikerar ett granskogsekosystem med långvarig kontinuitet av grova lågor. Artens beroende av grova granlågor innebär att alla skogsskötselåtgärder på eller i omedelbar närhet av lokalerna utgör ett hot på lång sikt. Det är angeläget att populationerna inte ytterligare glesas ut och ett tillräckligt antal områden där arten nu finns måste sparas för framtiden. Rosenticka är typisk art för </w:t>
+      </w:r>
+      <w:r>
+        <w:rPr>
+          <w:i/>
+        </w:rPr>
+        <w:t xml:space="preserve">9010 Taiga </w:t>
+      </w:r>
+      <w:r>
+        <w:t xml:space="preserve">och </w:t>
+      </w:r>
+      <w:r>
+        <w:rPr>
+          <w:i/>
+        </w:rPr>
+        <w:t>9050 Näringsrik granskog</w:t>
+      </w:r>
+      <w:r>
+        <w:t xml:space="preserve"> (Nitare &amp; Skogsstyrelsen, 2019; SLU Artdatabanken, 2024).</w:t>
+      </w:r>
+    </w:p>
+    <w:p>
+      <w:r>
+        <w:rPr>
+          <w:b/>
+        </w:rPr>
+        <w:t>Ullticka (NT)</w:t>
+      </w:r>
+      <w:r>
+        <w:t xml:space="preserve"> är knuten till restbestånd av barrnaturskog och förekommer med ett tydligt optimum i orörda eller måttligt påverkade gamla granskogar där det föreligger viss kontinuitet av grov död ved. Ullticka är en bra signalart inom hela sitt utbredningsområde och i södra Sverige är den sällsynt och en god signalart för skyddsvärda granskogsmiljöer. Den hotas av avverkning och fragmentering av naturskog och äldre granskog med lång trädkontinuitet. På ullticka kan ibland ulltickeporing (VU) påträffas - det är en sällsynt ticka som nyligen delats upp i de tre olika arterna ulltickeporing </w:t>
+      </w:r>
+      <w:r>
+        <w:rPr>
+          <w:i/>
+        </w:rPr>
+        <w:t xml:space="preserve">Skeletocutis brevispora </w:t>
+      </w:r>
+      <w:r>
+        <w:t>(VU)</w:t>
+      </w:r>
+      <w:r>
+        <w:rPr>
+          <w:i/>
+        </w:rPr>
+        <w:t>, Skeletocutis delicata</w:t>
+      </w:r>
+      <w:r>
+        <w:t xml:space="preserve"> (VU)</w:t>
+      </w:r>
+      <w:r>
+        <w:rPr>
+          <w:i/>
+        </w:rPr>
+        <w:t xml:space="preserve"> och Skeletocutis exilis</w:t>
+      </w:r>
+      <w:r>
+        <w:t xml:space="preserve"> (NT). Ullticka är typisk art för </w:t>
+      </w:r>
+      <w:r>
+        <w:rPr>
+          <w:i/>
+        </w:rPr>
+        <w:t xml:space="preserve">9010 Taiga, 9050 Näringsrik granskog </w:t>
+      </w:r>
+      <w:r>
+        <w:t xml:space="preserve">och </w:t>
+      </w:r>
+      <w:r>
+        <w:rPr>
+          <w:i/>
+        </w:rPr>
+        <w:t>9030 Landhöjningsskog</w:t>
+      </w:r>
+      <w:r>
+        <w:t xml:space="preserve"> (SLU Artdatabanken, 2026; Nitare &amp; Skogsstyrelsen, 2019; Miettinen &amp; Niemelä, 2018).</w:t>
       </w:r>
     </w:p>
     <w:p>
@@ -302,26 +460,6 @@
         <w:rPr>
           <w:b/>
         </w:rPr>
-        <w:t>Doftskinn (NT)</w:t>
-      </w:r>
-      <w:r>
-        <w:t xml:space="preserve">, rödlistad som nära hotad, är en mycket bra signalart för boreal granskog och indikerar ett gran-skogsekosystem med lång kontinuitet av grova lågor. Arten är placerad i toppen av Skogsstyrelsens värdepyramid för bedömning av skog med höga naturvärden och har klassats som en “urskogsindikator”, då den förekommer med ett tydligt optimum i helt eller nästan helt orörda skogar. Doftskinn är typisk art för </w:t>
-      </w:r>
-      <w:r>
-        <w:rPr>
-          <w:i/>
-        </w:rPr>
-        <w:t xml:space="preserve">9010 Taiga </w:t>
-      </w:r>
-      <w:r>
-        <w:t>(SLU Artdatabanken, 2025; Nitare &amp; Skogsstyrelsen, 2019).</w:t>
-      </w:r>
-    </w:p>
-    <w:p>
-      <w:r>
-        <w:rPr>
-          <w:b/>
-        </w:rPr>
         <w:t>Korallblylav</w:t>
       </w:r>
       <w:r>
@@ -344,147 +482,6 @@
       </w:r>
       <w:r>
         <w:t xml:space="preserve"> (SLU Artdatabanken, 2024; Nitare &amp; Skogsstyrelsen, 2019).</w:t>
-      </w:r>
-    </w:p>
-    <w:p>
-      <w:r>
-        <w:rPr>
-          <w:b/>
-        </w:rPr>
-        <w:t>Lunglav (NT)</w:t>
-      </w:r>
-      <w:r>
-        <w:t xml:space="preserve"> är en av vårt lands främsta signalarter som överallt indikerar gamla lövträd, skogsbestånd med höga naturvärden och ekosystem med långskoglig kontinuitet. Lokalt kan förekomsten vara mycket riklig men den hittas nästan enbart i gamla och ej slutavverkade skogar. Artens samtliga förekomster bör uppmärksammas från naturvårdssynpunkt, då många lokaler även hyser andra ovanliga och rödlistade arter. Rikliga förekomster bör skyddas med biotopskydd, frivilliga avsättningar eller reservat. På lunglav kan de sällsynta lavparasiterna lunglavshårprick (CR), </w:t>
-      </w:r>
-      <w:r>
-        <w:rPr>
-          <w:i/>
-        </w:rPr>
-        <w:t>Abrothallus diederichii</w:t>
-      </w:r>
-      <w:r>
-        <w:t xml:space="preserve"> (VU), </w:t>
-      </w:r>
-      <w:r>
-        <w:rPr>
-          <w:i/>
-        </w:rPr>
-        <w:t>Abrothallus lobariae</w:t>
-      </w:r>
-      <w:r>
-        <w:t xml:space="preserve"> (VU), </w:t>
-      </w:r>
-      <w:r>
-        <w:rPr>
-          <w:i/>
-        </w:rPr>
-        <w:t>Calycina lobariae</w:t>
-      </w:r>
-      <w:r>
-        <w:t xml:space="preserve"> (VU), lunglavsknapp (VU) och skrovelmössing (VU) påträffas. Lunglav är typisk art för </w:t>
-      </w:r>
-      <w:r>
-        <w:rPr>
-          <w:i/>
-        </w:rPr>
-        <w:t>9010 Taiga, 9020 Nordlig ädellövskog, 9110 Näringsfattig bokskog, 9130 Näringsrik bokskog, 9160 Näringsrik ekskog, 9180 Ädellövskog i branter, 9190 Näringsfattig ekskog, 9070 Trädklädd betesmark, 9040 Fjällbjörkskog</w:t>
-      </w:r>
-      <w:r>
-        <w:t xml:space="preserve"> och</w:t>
-      </w:r>
-      <w:r>
-        <w:rPr>
-          <w:i/>
-        </w:rPr>
-        <w:t xml:space="preserve"> 6530 Lövängar</w:t>
-      </w:r>
-      <w:r>
-        <w:t xml:space="preserve"> (SLU Artdatabanken, 2026; Nitare &amp; Skogsstyrelsen, 2019).</w:t>
-      </w:r>
-    </w:p>
-    <w:p>
-      <w:r>
-        <w:rPr>
-          <w:b/>
-        </w:rPr>
-        <w:t>Rosenticka (NT)</w:t>
-      </w:r>
-      <w:r>
-        <w:t xml:space="preserve">, rödlistad som nära hotad, ingår i en karaktäristisk association av vedsvampar som växer på gamla, grova granlågor i urskogsartade barrskogar. Den är placerad i toppen av Skogsstyrelsens värdepyramid för bedömning av skog med höga naturvärden och indikerar ett granskogsekosystem med långvarig kontinuitet av grova lågor. Artens beroende av grova granlågor innebär att alla skogsskötselåtgärder på eller i omedelbar närhet av lokalerna utgör ett hot på lång sikt. Det är angeläget att populationerna inte ytterligare glesas ut och ett tillräckligt antal områden där arten nu finns måste sparas för framtiden. Rosenticka är typisk art för </w:t>
-      </w:r>
-      <w:r>
-        <w:rPr>
-          <w:i/>
-        </w:rPr>
-        <w:t xml:space="preserve">9010 Taiga </w:t>
-      </w:r>
-      <w:r>
-        <w:t xml:space="preserve">och </w:t>
-      </w:r>
-      <w:r>
-        <w:rPr>
-          <w:i/>
-        </w:rPr>
-        <w:t>9050 Näringsrik granskog</w:t>
-      </w:r>
-      <w:r>
-        <w:t xml:space="preserve"> (Nitare &amp; Skogsstyrelsen, 2019; SLU Artdatabanken, 2024).</w:t>
-      </w:r>
-    </w:p>
-    <w:p>
-      <w:r>
-        <w:rPr>
-          <w:b/>
-        </w:rPr>
-        <w:t>Ullticka (NT)</w:t>
-      </w:r>
-      <w:r>
-        <w:t xml:space="preserve"> är knuten till restbestånd av barrnaturskog och förekommer med ett tydligt optimum i orörda eller måttligt påverkade gamla granskogar där det föreligger viss kontinuitet av grov död ved. Ullticka är en bra signalart inom hela sitt utbredningsområde och i södra Sverige är den sällsynt och en god signalart för skyddsvärda granskogsmiljöer. Den hotas av avverkning och fragmentering av naturskog och äldre granskog med lång trädkontinuitet. På ullticka kan ibland ulltickeporing (VU) påträffas - det är en sällsynt ticka som nyligen delats upp i de tre olika arterna ulltickeporing </w:t>
-      </w:r>
-      <w:r>
-        <w:rPr>
-          <w:i/>
-        </w:rPr>
-        <w:t xml:space="preserve">Skeletocutis brevispora </w:t>
-      </w:r>
-      <w:r>
-        <w:t>(VU)</w:t>
-      </w:r>
-      <w:r>
-        <w:rPr>
-          <w:i/>
-        </w:rPr>
-        <w:t>, Skeletocutis delicata</w:t>
-      </w:r>
-      <w:r>
-        <w:t xml:space="preserve"> (VU)</w:t>
-      </w:r>
-      <w:r>
-        <w:rPr>
-          <w:i/>
-        </w:rPr>
-        <w:t xml:space="preserve"> och Skeletocutis exilis</w:t>
-      </w:r>
-      <w:r>
-        <w:t xml:space="preserve"> (NT). Ullticka är typisk art för </w:t>
-      </w:r>
-      <w:r>
-        <w:rPr>
-          <w:i/>
-        </w:rPr>
-        <w:t xml:space="preserve">9010 Taiga, 9050 Näringsrik granskog </w:t>
-      </w:r>
-      <w:r>
-        <w:t xml:space="preserve">och </w:t>
-      </w:r>
-      <w:r>
-        <w:rPr>
-          <w:i/>
-        </w:rPr>
-        <w:t>9030 Landhöjningsskog</w:t>
-      </w:r>
-      <w:r>
-        <w:t xml:space="preserve"> (SLU Artdatabanken, 2026; Nitare &amp; Skogsstyrelsen, 2019; Miettinen &amp; Niemelä, 2018).</w:t>
       </w:r>
     </w:p>
     <w:p>
@@ -1004,7 +1001,7 @@
     <w:r>
       <w:tab/>
       <w:tab/>
-      <w:t>2026-06-20</w:t>
+      <w:t>2026-06-21</w:t>
       <w:br/>
       <w:br/>
     </w:r>

--- a/klagomål/A 27787-2026 FSC-klagomål.docx
+++ b/klagomål/A 27787-2026 FSC-klagomål.docx
@@ -1001,7 +1001,7 @@
     <w:r>
       <w:tab/>
       <w:tab/>
-      <w:t>2026-06-21</w:t>
+      <w:t>2026-06-22</w:t>
       <w:br/>
       <w:br/>
     </w:r>

--- a/klagomål/A 27787-2026 FSC-klagomål.docx
+++ b/klagomål/A 27787-2026 FSC-klagomål.docx
@@ -163,7 +163,7 @@
         <w:pStyle w:val="Title"/>
       </w:pPr>
       <w:r>
-        <w:t>Inledande FSC- /PEFC-klagomål – information om höga naturvärden i avverkningsanmälan A 27787-2026 i Sundsvalls kommun</w:t>
+        <w:t>Inledande FSC- /PEFC-klagomål – information om höga naturvärden och fridlysta arter i avverkningsanmälan A 27787-2026 i Sundsvalls kommun</w:t>
       </w:r>
     </w:p>
     <w:p>
@@ -178,7 +178,7 @@
       <w:r>
         <w:drawing>
           <wp:inline xmlns:a="http://schemas.openxmlformats.org/drawingml/2006/main" xmlns:pic="http://schemas.openxmlformats.org/drawingml/2006/picture">
-            <wp:extent cx="5204709" cy="5724000"/>
+            <wp:extent cx="5486400" cy="5703974"/>
             <wp:docPr id="1" name="Picture 1"/>
             <wp:cNvGraphicFramePr>
               <a:graphicFrameLocks noChangeAspect="1"/>
@@ -199,7 +199,7 @@
                   <pic:spPr>
                     <a:xfrm>
                       <a:off x="0" y="0"/>
-                      <a:ext cx="5204709" cy="5724000"/>
+                      <a:ext cx="5486400" cy="5703974"/>
                     </a:xfrm>
                     <a:prstGeom prst="rect"/>
                   </pic:spPr>
@@ -221,7 +221,7 @@
     </w:p>
     <w:p>
       <w:r>
-        <w:t>I och inom 25 meter från avverkningsanmälan finns fynd av 6 naturvårdsarter, varav 4 är rödlistade, 6 är typiska (T) och 2 är signalarter (S): doftskinn (NT, T), lunglav (NT, T), rosenticka (NT, T), ullticka (NT, T), bårdlav (S, T) och korallblylav (S, T). Se Figur 1.</w:t>
+        <w:t>I och inom 25 meter från avverkningsanmälan finns fynd av 11 naturvårdsarter, varav 8 är rödlistade, 1 är fridlyst, 11 är typiska (T) och 3 är signalarter (S): aspgelélav (VU, T), garnlav (VU, T), doftskinn (NT, T), lunglav (NT, T), rosenticka (NT, T), tretåig hackspett (NT, T, §4), ullticka (NT, T), violettgrå tagellav (NT, T), barkkornlav (S, T), bårdlav (S, T) och korallblylav (S, T). Se Figur 1.</w:t>
       </w:r>
     </w:p>
     <w:p>
@@ -252,10 +252,30 @@
         <w:rPr>
           <w:b/>
         </w:rPr>
-        <w:t>Doftskinn (NT)</w:t>
-      </w:r>
-      <w:r>
-        <w:t xml:space="preserve">, rödlistad som nära hotad, är en mycket bra signalart för boreal granskog och indikerar ett gran-skogsekosystem med lång kontinuitet av grova lågor. Arten är placerad i toppen av Skogsstyrelsens värdepyramid för bedömning av skog med höga naturvärden och har klassats som en “urskogsindikator”, då den förekommer med ett tydligt optimum i helt eller nästan helt orörda skogar. Doftskinn är typisk art för </w:t>
+        <w:t>Aspgelélav (VU)</w:t>
+      </w:r>
+      <w:r>
+        <w:t xml:space="preserve"> växer praktiskt taget enbart på asp i skog med hög luftfuktighet. Aspgelélav missgynnas vid slutavverkning. I norra Sverige hotas arten genom slutavverkning av äldre barrskog med åldriga aspar, ofta på skogsbergens sluttningar. Arten försvinner på aspar som lämnas kvar på hyggen. Aspgelélav (VU) är typisk art för </w:t>
+      </w:r>
+      <w:r>
+        <w:rPr>
+          <w:i/>
+        </w:rPr>
+        <w:t>9010 Taiga</w:t>
+      </w:r>
+      <w:r>
+        <w:t xml:space="preserve"> (SLU Artdatabanken, 2024).</w:t>
+      </w:r>
+    </w:p>
+    <w:p>
+      <w:r>
+        <w:rPr>
+          <w:b/>
+        </w:rPr>
+        <w:t>Garnlav (VU)</w:t>
+      </w:r>
+      <w:r>
+        <w:t xml:space="preserve"> är en utpräglad barrskogsart som ibland kan drapera träden i norrländska grannaturskogar med hög luftfuktighet. Den förekommer även i talldominerade bestånd där den, förutom i trädens grenverk, påträffas hängande över ojämnheter i tallbarken. Arten har minskat starkt i södra och mellersta Sverige och den minskar även i sitt nordliga utbredningsområde. Minskningstakten uppgår till 30 (20–50) % inom 50 år och överstiger gränsvärdet för Sårbar (VU). Orsaken till tillbakagången beror främst på slutavverkningar av naturskogsartade skogar. Bestånd med riklig förekomst bör regelmässigt sparas, vilket även gynnar flera andra sällsynta och rödlistade arter. Garnlav är värdväxt för den mycket sällsynta och akut hotade fjärilen barrskogslavfly (CR) som hör hemma i boreala barrskogar med riklig förekomst av värdväxten. Tidigare kunde arten konstateras årligen på flera platser vid Dala-Floda i Dalarna innan lokalerna kalavverkades. Senaste fyndet i landet av barrskogslavfly är från år 2000 då den påträffades vid Högberget i Sollefteå kommun. Garnlav är typisk art för </w:t>
       </w:r>
       <w:r>
         <w:rPr>
@@ -264,6 +284,35 @@
         <w:t xml:space="preserve">9010 Taiga </w:t>
       </w:r>
       <w:r>
+        <w:t>och</w:t>
+      </w:r>
+      <w:r>
+        <w:rPr>
+          <w:i/>
+        </w:rPr>
+        <w:t xml:space="preserve"> 9070 Trädklädd betesmark</w:t>
+      </w:r>
+      <w:r>
+        <w:t xml:space="preserve"> (SLU Artdatabanken, 2026).</w:t>
+      </w:r>
+    </w:p>
+    <w:p>
+      <w:r>
+        <w:rPr>
+          <w:b/>
+        </w:rPr>
+        <w:t>Doftskinn (NT)</w:t>
+      </w:r>
+      <w:r>
+        <w:t xml:space="preserve">, rödlistad som nära hotad, är en mycket bra signalart för boreal granskog och indikerar ett gran-skogsekosystem med lång kontinuitet av grova lågor. Arten är placerad i toppen av Skogsstyrelsens värdepyramid för bedömning av skog med höga naturvärden och har klassats som en “urskogsindikator”, då den förekommer med ett tydligt optimum i helt eller nästan helt orörda skogar. Doftskinn är typisk art för </w:t>
+      </w:r>
+      <w:r>
+        <w:rPr>
+          <w:i/>
+        </w:rPr>
+        <w:t xml:space="preserve">9010 Taiga </w:t>
+      </w:r>
+      <w:r>
         <w:t>(SLU Artdatabanken, 2025; Nitare &amp; Skogsstyrelsen, 2019).</w:t>
       </w:r>
     </w:p>
@@ -357,6 +406,35 @@
         <w:rPr>
           <w:b/>
         </w:rPr>
+        <w:t>Tretåig hackspett (NT, §4)</w:t>
+      </w:r>
+      <w:r>
+        <w:t xml:space="preserve"> är rödlistad som nära hotad och ingår i bilaga 1 i EU:s fågeldirektiv. Tretåig hackspett är för sin överlevnad beroende av kontinuerlig tillförsel av äldre döende och död ved, som sker genom naturliga självgallringsprocesser i äldre grannaturskogar och barrblandade naturskogar. Om en skog genom skogsbruk gallras eller glesas ur så upphör och uteblir i stort sett den naturliga självgallringsprocessen för mycket lång tid framöver vilket omöjliggör upprätthållandet av den kontinuerliga ekologiska funktionen i ett område. Det finns studier som visar att naturskogens självgallringsprocess som den tretåiga hackspetten är beroende av, inte kan ersättas med efterlämnad hänsyn i skogsbruket (Imbeau &amp; Desrochers, 2002). Storleken på häckningsreviret varierar med skogstypen, förekomsten av död ved och graden av fragmentering, men är i allmänhet i storleksordningen 25–100 hektar. Vintertid krävs ofta betydligt större områden och det finns studier som antyder att arten behöver minst 100 hektar äldre skog. I områden med låg bonitet kan det behövas över 200 hektar lämpligt habitat för att ett par ska kunna reproducera sig. Områden med dokumenterad permanent förekomst i naturskogsmiljöer har vanligen så stora naturvärden att skogsbruk är olämpligt. Tretåig hackspett är typisk art för </w:t>
+      </w:r>
+      <w:r>
+        <w:rPr>
+          <w:i/>
+        </w:rPr>
+        <w:t xml:space="preserve">9010 Taiga, 9740 Skogsbevuxen myr, 9030 Landhöjningsskog </w:t>
+      </w:r>
+      <w:r>
+        <w:t xml:space="preserve">och </w:t>
+      </w:r>
+      <w:r>
+        <w:rPr>
+          <w:i/>
+        </w:rPr>
+        <w:t>9040 Fjällbjörkskog</w:t>
+      </w:r>
+      <w:r>
+        <w:t xml:space="preserve"> (Skogsstyrelsen, 2016; SLU Artdatabanken, 2024).</w:t>
+      </w:r>
+    </w:p>
+    <w:p>
+      <w:r>
+        <w:rPr>
+          <w:b/>
+        </w:rPr>
         <w:t>Ullticka (NT)</w:t>
       </w:r>
       <w:r>
@@ -406,6 +484,46 @@
       </w:r>
       <w:r>
         <w:t xml:space="preserve"> (SLU Artdatabanken, 2026; Nitare &amp; Skogsstyrelsen, 2019; Miettinen &amp; Niemelä, 2018).</w:t>
+      </w:r>
+    </w:p>
+    <w:p>
+      <w:r>
+        <w:rPr>
+          <w:b/>
+        </w:rPr>
+        <w:t>Violettgrå tagellav (NT)</w:t>
+      </w:r>
+      <w:r>
+        <w:t xml:space="preserve"> växer nästan uteslutande i gamla olikåldriga barrnaturskogar med lång skoglig kontinuitet och är en utmärkt signal på skog med höga naturvärden. Slutavverkning av tidigare aldrig slutavverkad skog (kontinuitetsskog) är det största hotet. Biotopen nyskapas i begränsad omfattning och barrskog äldre än 160 år, där den violettgrå tagellaven huvudsakligen påträffas har minskat med 50% de senaste 50 åren. Lågproduktiv skogsmark där laven förekommer bör undantas från skogsbruk och rika förekomster i äldre granskog bör skyddas. Arten är känslig för uttorkning och det är väsentligt att tillräckligt stora bestånd avsätts. Violettgrå tagellav är typisk art för </w:t>
+      </w:r>
+      <w:r>
+        <w:rPr>
+          <w:i/>
+        </w:rPr>
+        <w:t>9010 Taiga</w:t>
+      </w:r>
+      <w:r>
+        <w:t xml:space="preserve"> (SLU Artdatabanken, 2024; Nitare &amp; Skogsstyrelsen, 2019).</w:t>
+      </w:r>
+    </w:p>
+    <w:p>
+      <w:r>
+        <w:rPr>
+          <w:b/>
+        </w:rPr>
+        <w:t>Barkkornlav</w:t>
+      </w:r>
+      <w:r>
+        <w:t xml:space="preserve"> växer på bark av bl.a. gran, ek, al, asp, rönn, sälg och en i ädellövskogar, granskogar, barr- och lövblandskogar med hög luftfuktighet. Barkkornlav är typisk art för </w:t>
+      </w:r>
+      <w:r>
+        <w:rPr>
+          <w:i/>
+        </w:rPr>
+        <w:t>9190 Näringsfattig ekskog</w:t>
+      </w:r>
+      <w:r>
+        <w:t xml:space="preserve"> (SLU Artdatabanken, 2025).</w:t>
       </w:r>
     </w:p>
     <w:p>
@@ -536,6 +654,22 @@
       <w:r>
         <w:t>I den avverkningsanmälda skogen har fridlysta arter sina livsmiljöer och växtplatser. Att skada de fridlysta arternas livsmiljöer, växtplatser eller ekologiska funktion är inte tillåtet enligt artskyddsförordningen.</w:t>
       </w:r>
+      <w:r>
+        <w:rPr>
+          <w:i/>
+        </w:rPr>
+        <w:t xml:space="preserve"> EU:s medlemsländer och skogsbolag är skyldiga att agera i enlighet med EU:s fågeldirektiv där det uttryckligen står att direktivet gäller för fåglar samt för deras ägg, bon och </w:t>
+      </w:r>
+      <w:r>
+        <w:rPr>
+          <w:b/>
+          <w:i/>
+        </w:rPr>
+        <w:t xml:space="preserve">livsmiljöer </w:t>
+      </w:r>
+      <w:r>
+        <w:t>(artikel 1). Vidare att de åtgärder som vidtas inte får leda till en försämring av den nuvarande situationen beträffande bevarandet av de fågelarter som avses i artikel 1 (artikel 13).</w:t>
+      </w:r>
     </w:p>
     <w:p>
       <w:r>
@@ -574,7 +708,7 @@
         <w:rPr>
           <w:i/>
         </w:rPr>
-        <w:t>I det avverkningsanmälda skogsområdet har 6 naturvårdsarter varav 4 rödlistade arter sina livsmiljöer och växtplatser.</w:t>
+        <w:t>I det avverkningsanmälda skogsområdet har 11 naturvårdsarter varav 8 rödlistade arter sina livsmiljöer och växtplatser.</w:t>
       </w:r>
     </w:p>
     <w:p>
@@ -771,7 +905,9 @@
         <w:pStyle w:val="Title"/>
       </w:pPr>
       <w:r>
-        <w:t>BILAGA 1 – Rödlistade arter</w:t>
+        <w:t>BILAGA 1 –</w:t>
+        <w:br/>
+        <w:t>Fridlysta och rödlistade arter</w:t>
       </w:r>
     </w:p>
     <w:p>
@@ -871,6 +1007,207 @@
       </w:r>
       <w:r>
         <w:t>SLU Artdatabanken, Uppsala.</w:t>
+      </w:r>
+    </w:p>
+    <w:p>
+      <w:pPr>
+        <w:pStyle w:val="Heading1"/>
+      </w:pPr>
+      <w:r>
+        <w:t>Tretåig hackspett – ekologi samt krav på livsmiljön</w:t>
+      </w:r>
+    </w:p>
+    <w:p>
+      <w:r>
+        <w:t xml:space="preserve">Tretåig hackspett (NT) är fridlyst enligt §4 Artskyddsförordningen och finns med som prioriterad art i Skogsstyrelsen vägledning för skogsbruket (bilaga 4 till SVL). I vägledningen står bland annat att: </w:t>
+      </w:r>
+      <w:r>
+        <w:rPr>
+          <w:i/>
+        </w:rPr>
+        <w:t xml:space="preserve">“Tretåig hackspett har stora arealkrav och höga krav på sin livsmiljö. Omdaningen av naturskogar till kulturskogar medför en förlust av viktiga miljöer, något som förstärks av ökad fragmentering till följd av avverkningar.” </w:t>
+      </w:r>
+      <w:r>
+        <w:t xml:space="preserve">Vidare att: </w:t>
+      </w:r>
+      <w:r>
+        <w:rPr>
+          <w:i/>
+        </w:rPr>
+        <w:t>“Områden med dokumenterad permanent förekomst i naturskogsmiljöer har vanligen så stora naturvärden att skogsbruk är olämpligt”</w:t>
+      </w:r>
+      <w:r>
+        <w:t xml:space="preserve"> (SLU Artdatabanken, 2024; Skogsstyrelsen, 2016)</w:t>
+      </w:r>
+      <w:r>
+        <w:rPr>
+          <w:i/>
+        </w:rPr>
+        <w:t>.</w:t>
+      </w:r>
+    </w:p>
+    <w:p>
+      <w:r>
+        <w:t>Tretåig hackspett är beroende av större sammanhängande naturskogar med kontinuerlig tillgång och nybildning av död ved och fragmentering av livsmiljöerna utgör ett stort hot mot arten (se exempelvis Stachura-Skierczynska et al., 2009; Wesolowski et al., 2005; Butler et al., 2004; Pakkala et al., 2002; Amcoff et al., 1996; Virkkala, 1991). Det finns studier som visar att naturskogens självgallringsprocess som den tretåiga hackspetten är beroende av, inte kan ersättas med efterlämnad hänsyn i skogsbruket (Imbeau &amp; Desrochers, 2002).</w:t>
+      </w:r>
+    </w:p>
+    <w:p>
+      <w:r>
+        <w:t>Permanenta revir av tretåig hackspett karaktäriseras ofta av artens typiska ringformigt ordnade hackmärken på framför allt gamla granar. För att säkerställa att inte revir av tretåig hackspett drabbas av avverkningsplanerna bör en inventering göras i området både under häckningstid och under vintern, då arten utnyttjar betydligt större områden än under sommarens häckningsrevir. Storleken på häckningsreviret varierar med skogstypen, förekomsten av död ved och graden av fragmentering, men är i allmänhet i storleksordningen 25–100 hektar (SLU Artdatabanken, 2024; Skogsstyrelsen, 2016).</w:t>
+      </w:r>
+    </w:p>
+    <w:p>
+      <w:r>
+        <w:t xml:space="preserve">Förutom fridlysning enligt §4 Artskyddsförordningen är tretåig hackspett även förtecknad i EU:s fågeldirektiv bilaga 1. Den är typisk art för </w:t>
+      </w:r>
+      <w:r>
+        <w:rPr>
+          <w:i/>
+        </w:rPr>
+        <w:t xml:space="preserve">9010 Taiga, 9740 Skogsbevuxen myr, 9030 Landhöjningsskog </w:t>
+      </w:r>
+      <w:r>
+        <w:t xml:space="preserve">och </w:t>
+      </w:r>
+      <w:r>
+        <w:rPr>
+          <w:i/>
+        </w:rPr>
+        <w:t>9040 Fjällbjörkskog</w:t>
+      </w:r>
+      <w:r>
+        <w:t xml:space="preserve"> samt ingår i Natura 2000 och är förtecknad i Bernkonventionen bilaga II (strikt skyddade djurarter) (SLU Artdatabanken, 2024; Skogsstyrelsen, 2016).</w:t>
+      </w:r>
+    </w:p>
+    <w:p>
+      <w:pPr>
+        <w:pStyle w:val="Heading2"/>
+      </w:pPr>
+      <w:r>
+        <w:t>Referenser – tretåig hackspett</w:t>
+      </w:r>
+    </w:p>
+    <w:p>
+      <w:r>
+        <w:t xml:space="preserve">Amcoff, M. &amp; Eriksson, P. 1996. </w:t>
+      </w:r>
+      <w:r>
+        <w:rPr>
+          <w:i/>
+        </w:rPr>
+        <w:t xml:space="preserve">Förekomst av tretåig hackspett Picoides tridactylus på bestånds- och landskapsnivå. </w:t>
+      </w:r>
+      <w:r>
+        <w:t>Ornis Svecica 6: 107–119.</w:t>
+      </w:r>
+    </w:p>
+    <w:p>
+      <w:r>
+        <w:t xml:space="preserve">Butler, R., Angelstam, P., Ekelund, P. &amp; Schlaeffer, R. 2004. </w:t>
+      </w:r>
+      <w:r>
+        <w:rPr>
+          <w:i/>
+        </w:rPr>
+        <w:t xml:space="preserve">Dead wood threshold values for the three-toed woodpecker presence in boreal and sub-Alpine forest. </w:t>
+      </w:r>
+      <w:r>
+        <w:t>Biological conservation 119(3): 305–318.</w:t>
+      </w:r>
+    </w:p>
+    <w:p>
+      <w:r>
+        <w:t xml:space="preserve">Imbeau, L. &amp; Desrochers, A. 2002. </w:t>
+      </w:r>
+      <w:r>
+        <w:rPr>
+          <w:i/>
+        </w:rPr>
+        <w:t xml:space="preserve">Foraging Ecology and Use of Drumming Trees by Three-Toed Woodpeckers. </w:t>
+      </w:r>
+      <w:r>
+        <w:t>The Journal of Wildlife Management. Vol. 66, No. 1 (Jan., 2002), pp. 222–231.</w:t>
+      </w:r>
+    </w:p>
+    <w:p>
+      <w:r>
+        <w:t xml:space="preserve">Pakkala, T., Hanski, I. &amp; Tomppo, E. 2002. </w:t>
+      </w:r>
+      <w:r>
+        <w:rPr>
+          <w:i/>
+        </w:rPr>
+        <w:t xml:space="preserve">Spatial ecology of the three-toed woodpecker in managed forest landscapes. </w:t>
+      </w:r>
+      <w:r>
+        <w:t>Silva Fennica 36(1): 279–288.</w:t>
+      </w:r>
+    </w:p>
+    <w:p>
+      <w:r>
+        <w:t xml:space="preserve">Skogsstyrelsen, 2016. </w:t>
+      </w:r>
+      <w:r>
+        <w:rPr>
+          <w:i/>
+        </w:rPr>
+        <w:t>Vägledning för hänsyn till fåglar – Tretåig hackspett.</w:t>
+      </w:r>
+    </w:p>
+    <w:p>
+      <w:r>
+        <w:t xml:space="preserve">SLU Artdatabanken, 2024. </w:t>
+      </w:r>
+      <w:r>
+        <w:rPr>
+          <w:i/>
+        </w:rPr>
+        <w:t xml:space="preserve">Artfaktablad. Naturvård – artfakta. </w:t>
+      </w:r>
+      <w:r>
+        <w:t>SLU Artdatabanken, Uppsala.</w:t>
+      </w:r>
+    </w:p>
+    <w:p>
+      <w:r>
+        <w:t xml:space="preserve">Stachura-Skierczynska, K., Tumiel, T. &amp; Skierczynski, M. 2009. </w:t>
+      </w:r>
+      <w:r>
+        <w:rPr>
+          <w:i/>
+        </w:rPr>
+        <w:t xml:space="preserve">Habitat prediction model for three-toed woodpecker and its implications for the conservation of biologically valuable forests. </w:t>
+      </w:r>
+      <w:r>
+        <w:t>Forest Ecology and Management 258(5): 697–703.</w:t>
+      </w:r>
+    </w:p>
+    <w:p>
+      <w:r>
+        <w:t xml:space="preserve">Virkkala, R. 1991. </w:t>
+      </w:r>
+      <w:r>
+        <w:rPr>
+          <w:i/>
+        </w:rPr>
+        <w:t xml:space="preserve">Population trends of forest birds in a Finnish Lapland landscape of large habitat blocks – Consequences of stochastic environmental variation or regional habitat alteration. </w:t>
+      </w:r>
+      <w:r>
+        <w:t>Biological conservation 56(2): 223–240.</w:t>
+      </w:r>
+    </w:p>
+    <w:p>
+      <w:r>
+        <w:t xml:space="preserve">Wesolowski, T., Czeszczewik, D. &amp; Rowinski, P. 2005. </w:t>
+      </w:r>
+      <w:r>
+        <w:rPr>
+          <w:i/>
+        </w:rPr>
+        <w:t xml:space="preserve">Effects of forest management on Three-toed Woodpecker Picoides tridactylus distribution in the Bialowieza Forest (NE Poland): conservation implications. </w:t>
+      </w:r>
+      <w:r>
+        <w:t>Acta Ornithologica 40(1): 53–60.</w:t>
       </w:r>
     </w:p>
     <w:sectPr>
@@ -1001,7 +1338,7 @@
     <w:r>
       <w:tab/>
       <w:tab/>
-      <w:t>2026-06-22</w:t>
+      <w:t>2026-06-23</w:t>
       <w:br/>
       <w:br/>
     </w:r>

--- a/klagomål/A 27787-2026 FSC-klagomål.docx
+++ b/klagomål/A 27787-2026 FSC-klagomål.docx
@@ -1338,7 +1338,7 @@
     <w:r>
       <w:tab/>
       <w:tab/>
-      <w:t>2026-06-23</w:t>
+      <w:t>2026-06-24</w:t>
       <w:br/>
       <w:br/>
     </w:r>

--- a/klagomål/A 27787-2026 FSC-klagomål.docx
+++ b/klagomål/A 27787-2026 FSC-klagomål.docx
@@ -1338,7 +1338,7 @@
     <w:r>
       <w:tab/>
       <w:tab/>
-      <w:t>2026-06-24</w:t>
+      <w:t>2026-06-25</w:t>
       <w:br/>
       <w:br/>
     </w:r>

--- a/klagomål/A 27787-2026 FSC-klagomål.docx
+++ b/klagomål/A 27787-2026 FSC-klagomål.docx
@@ -1338,7 +1338,7 @@
     <w:r>
       <w:tab/>
       <w:tab/>
-      <w:t>2026-06-25</w:t>
+      <w:t>2026-06-26</w:t>
       <w:br/>
       <w:br/>
     </w:r>

--- a/klagomål/A 27787-2026 FSC-klagomål.docx
+++ b/klagomål/A 27787-2026 FSC-klagomål.docx
@@ -1338,7 +1338,7 @@
     <w:r>
       <w:tab/>
       <w:tab/>
-      <w:t>2026-06-26</w:t>
+      <w:t>2026-06-27</w:t>
       <w:br/>
       <w:br/>
     </w:r>

--- a/klagomål/A 27787-2026 FSC-klagomål.docx
+++ b/klagomål/A 27787-2026 FSC-klagomål.docx
@@ -1338,7 +1338,7 @@
     <w:r>
       <w:tab/>
       <w:tab/>
-      <w:t>2026-06-27</w:t>
+      <w:t>2026-06-28</w:t>
       <w:br/>
       <w:br/>
     </w:r>

--- a/klagomål/A 27787-2026 FSC-klagomål.docx
+++ b/klagomål/A 27787-2026 FSC-klagomål.docx
@@ -1338,7 +1338,7 @@
     <w:r>
       <w:tab/>
       <w:tab/>
-      <w:t>2026-06-28</w:t>
+      <w:t>2026-06-29</w:t>
       <w:br/>
       <w:br/>
     </w:r>

--- a/klagomål/A 27787-2026 FSC-klagomål.docx
+++ b/klagomål/A 27787-2026 FSC-klagomål.docx
@@ -1338,7 +1338,7 @@
     <w:r>
       <w:tab/>
       <w:tab/>
-      <w:t>2026-06-29</w:t>
+      <w:t>2026-06-30</w:t>
       <w:br/>
       <w:br/>
     </w:r>

--- a/klagomål/A 27787-2026 FSC-klagomål.docx
+++ b/klagomål/A 27787-2026 FSC-klagomål.docx
@@ -1338,7 +1338,7 @@
     <w:r>
       <w:tab/>
       <w:tab/>
-      <w:t>2026-06-30</w:t>
+      <w:t>2026-07-01</w:t>
       <w:br/>
       <w:br/>
     </w:r>

--- a/klagomål/A 27787-2026 FSC-klagomål.docx
+++ b/klagomål/A 27787-2026 FSC-klagomål.docx
@@ -1338,7 +1338,7 @@
     <w:r>
       <w:tab/>
       <w:tab/>
-      <w:t>2026-07-01</w:t>
+      <w:t>2026-07-02</w:t>
       <w:br/>
       <w:br/>
     </w:r>

--- a/klagomål/A 27787-2026 FSC-klagomål.docx
+++ b/klagomål/A 27787-2026 FSC-klagomål.docx
@@ -1338,7 +1338,7 @@
     <w:r>
       <w:tab/>
       <w:tab/>
-      <w:t>2026-07-13</w:t>
+      <w:t>2026-07-14</w:t>
       <w:br/>
       <w:br/>
     </w:r>

--- a/klagomål/A 27787-2026 FSC-klagomål.docx
+++ b/klagomål/A 27787-2026 FSC-klagomål.docx
@@ -1338,7 +1338,7 @@
     <w:r>
       <w:tab/>
       <w:tab/>
-      <w:t>2026-07-14</w:t>
+      <w:t>2026-07-15</w:t>
       <w:br/>
       <w:br/>
     </w:r>

--- a/klagomål/A 27787-2026 FSC-klagomål.docx
+++ b/klagomål/A 27787-2026 FSC-klagomål.docx
@@ -1338,7 +1338,7 @@
     <w:r>
       <w:tab/>
       <w:tab/>
-      <w:t>2026-07-15</w:t>
+      <w:t>2026-07-16</w:t>
       <w:br/>
       <w:br/>
     </w:r>

--- a/klagomål/A 27787-2026 FSC-klagomål.docx
+++ b/klagomål/A 27787-2026 FSC-klagomål.docx
@@ -1338,7 +1338,7 @@
     <w:r>
       <w:tab/>
       <w:tab/>
-      <w:t>2026-07-16</w:t>
+      <w:t>2026-07-17</w:t>
       <w:br/>
       <w:br/>
     </w:r>

--- a/klagomål/A 27787-2026 FSC-klagomål.docx
+++ b/klagomål/A 27787-2026 FSC-klagomål.docx
@@ -1338,7 +1338,7 @@
     <w:r>
       <w:tab/>
       <w:tab/>
-      <w:t>2026-07-17</w:t>
+      <w:t>2026-07-18</w:t>
       <w:br/>
       <w:br/>
     </w:r>

--- a/klagomål/A 27787-2026 FSC-klagomål.docx
+++ b/klagomål/A 27787-2026 FSC-klagomål.docx
@@ -1338,7 +1338,7 @@
     <w:r>
       <w:tab/>
       <w:tab/>
-      <w:t>2026-07-18</w:t>
+      <w:t>2026-07-19</w:t>
       <w:br/>
       <w:br/>
     </w:r>

--- a/klagomål/A 27787-2026 FSC-klagomål.docx
+++ b/klagomål/A 27787-2026 FSC-klagomål.docx
@@ -1338,7 +1338,7 @@
     <w:r>
       <w:tab/>
       <w:tab/>
-      <w:t>2026-07-19</w:t>
+      <w:t>2026-07-20</w:t>
       <w:br/>
       <w:br/>
     </w:r>

--- a/klagomål/A 27787-2026 FSC-klagomål.docx
+++ b/klagomål/A 27787-2026 FSC-klagomål.docx
@@ -1338,7 +1338,7 @@
     <w:r>
       <w:tab/>
       <w:tab/>
-      <w:t>2026-07-20</w:t>
+      <w:t>2026-07-21</w:t>
       <w:br/>
       <w:br/>
     </w:r>

--- a/klagomål/A 27787-2026 FSC-klagomål.docx
+++ b/klagomål/A 27787-2026 FSC-klagomål.docx
@@ -1338,7 +1338,7 @@
     <w:r>
       <w:tab/>
       <w:tab/>
-      <w:t>2026-07-21</w:t>
+      <w:t>2026-07-22</w:t>
       <w:br/>
       <w:br/>
     </w:r>

--- a/klagomål/A 27787-2026 FSC-klagomål.docx
+++ b/klagomål/A 27787-2026 FSC-klagomål.docx
@@ -1338,7 +1338,7 @@
     <w:r>
       <w:tab/>
       <w:tab/>
-      <w:t>2026-07-22</w:t>
+      <w:t>2026-07-23</w:t>
       <w:br/>
       <w:br/>
     </w:r>

--- a/klagomål/A 27787-2026 FSC-klagomål.docx
+++ b/klagomål/A 27787-2026 FSC-klagomål.docx
@@ -1338,7 +1338,7 @@
     <w:r>
       <w:tab/>
       <w:tab/>
-      <w:t>2026-07-23</w:t>
+      <w:t>2026-07-24</w:t>
       <w:br/>
       <w:br/>
     </w:r>

--- a/klagomål/A 27787-2026 FSC-klagomål.docx
+++ b/klagomål/A 27787-2026 FSC-klagomål.docx
@@ -1338,7 +1338,7 @@
     <w:r>
       <w:tab/>
       <w:tab/>
-      <w:t>2026-07-24</w:t>
+      <w:t>2026-07-25</w:t>
       <w:br/>
       <w:br/>
     </w:r>

--- a/klagomål/A 27787-2026 FSC-klagomål.docx
+++ b/klagomål/A 27787-2026 FSC-klagomål.docx
@@ -1338,7 +1338,7 @@
     <w:r>
       <w:tab/>
       <w:tab/>
-      <w:t>2026-07-25</w:t>
+      <w:t>2026-07-26</w:t>
       <w:br/>
       <w:br/>
     </w:r>

--- a/klagomål/A 27787-2026 FSC-klagomål.docx
+++ b/klagomål/A 27787-2026 FSC-klagomål.docx
@@ -1338,7 +1338,7 @@
     <w:r>
       <w:tab/>
       <w:tab/>
-      <w:t>2026-07-26</w:t>
+      <w:t>2026-07-27</w:t>
       <w:br/>
       <w:br/>
     </w:r>

--- a/klagomål/A 27787-2026 FSC-klagomål.docx
+++ b/klagomål/A 27787-2026 FSC-klagomål.docx
@@ -1338,7 +1338,7 @@
     <w:r>
       <w:tab/>
       <w:tab/>
-      <w:t>2026-07-27</w:t>
+      <w:t>2026-07-28</w:t>
       <w:br/>
       <w:br/>
     </w:r>

--- a/klagomål/A 27787-2026 FSC-klagomål.docx
+++ b/klagomål/A 27787-2026 FSC-klagomål.docx
@@ -1338,7 +1338,7 @@
     <w:r>
       <w:tab/>
       <w:tab/>
-      <w:t>2026-07-28</w:t>
+      <w:t>2026-07-29</w:t>
       <w:br/>
       <w:br/>
     </w:r>

--- a/klagomål/A 27787-2026 FSC-klagomål.docx
+++ b/klagomål/A 27787-2026 FSC-klagomål.docx
@@ -1338,7 +1338,7 @@
     <w:r>
       <w:tab/>
       <w:tab/>
-      <w:t>2026-07-29</w:t>
+      <w:t>2026-07-30</w:t>
       <w:br/>
       <w:br/>
     </w:r>

--- a/klagomål/A 27787-2026 FSC-klagomål.docx
+++ b/klagomål/A 27787-2026 FSC-klagomål.docx
@@ -1338,7 +1338,7 @@
     <w:r>
       <w:tab/>
       <w:tab/>
-      <w:t>2026-07-30</w:t>
+      <w:t>2026-07-31</w:t>
       <w:br/>
       <w:br/>
     </w:r>

--- a/klagomål/A 27787-2026 FSC-klagomål.docx
+++ b/klagomål/A 27787-2026 FSC-klagomål.docx
@@ -1338,7 +1338,7 @@
     <w:r>
       <w:tab/>
       <w:tab/>
-      <w:t>2026-07-31</w:t>
+      <w:t>2026-08-01</w:t>
       <w:br/>
       <w:br/>
     </w:r>

--- a/klagomål/A 27787-2026 FSC-klagomål.docx
+++ b/klagomål/A 27787-2026 FSC-klagomål.docx
@@ -1338,7 +1338,7 @@
     <w:r>
       <w:tab/>
       <w:tab/>
-      <w:t>2026-08-01</w:t>
+      <w:t>2026-08-02</w:t>
       <w:br/>
       <w:br/>
     </w:r>

--- a/klagomål/A 27787-2026 FSC-klagomål.docx
+++ b/klagomål/A 27787-2026 FSC-klagomål.docx
@@ -1338,7 +1338,7 @@
     <w:r>
       <w:tab/>
       <w:tab/>
-      <w:t>2026-08-02</w:t>
+      <w:t>2026-08-03</w:t>
       <w:br/>
       <w:br/>
     </w:r>

--- a/klagomål/A 27787-2026 FSC-klagomål.docx
+++ b/klagomål/A 27787-2026 FSC-klagomål.docx
@@ -1338,7 +1338,7 @@
     <w:r>
       <w:tab/>
       <w:tab/>
-      <w:t>2026-08-03</w:t>
+      <w:t>2026-08-05</w:t>
       <w:br/>
       <w:br/>
     </w:r>

--- a/klagomål/A 27787-2026 FSC-klagomål.docx
+++ b/klagomål/A 27787-2026 FSC-klagomål.docx
@@ -1338,7 +1338,7 @@
     <w:r>
       <w:tab/>
       <w:tab/>
-      <w:t>2026-08-05</w:t>
+      <w:t>2026-08-07</w:t>
       <w:br/>
       <w:br/>
     </w:r>

--- a/klagomål/A 27787-2026 FSC-klagomål.docx
+++ b/klagomål/A 27787-2026 FSC-klagomål.docx
@@ -1338,7 +1338,7 @@
     <w:r>
       <w:tab/>
       <w:tab/>
-      <w:t>2026-08-07</w:t>
+      <w:t>2026-08-08</w:t>
       <w:br/>
       <w:br/>
     </w:r>

--- a/klagomål/A 27787-2026 FSC-klagomål.docx
+++ b/klagomål/A 27787-2026 FSC-klagomål.docx
@@ -216,7 +216,7 @@
         <w:spacing w:after="240"/>
       </w:pPr>
       <w:r>
-        <w:t>Figur 1. Fyndplatser för naturvårdsarter i och inom 25 meter från avverkningsanmälan. Markörer utan svart kant är placerade på fyndplatsen. Markörer med svart kant är placerade vid sidan av fyndplatsen har ett svart streck som visar fyndplatsens exakta position. Kartans mittpunktskoordinat är N 6928800, E 583684 i SWEREF 99 TM.</w:t>
+        <w:t>Figur 1. Fyndplatser för naturvårdsarter i och inom 25 meter från avverkningsanmälan. Markörer utan svart kant är placerade på fyndplatsen. Markörer med svart kant är placerade vid sidan av fyndplatsen och har ett svart streck som visar fyndplatsens exakta position. Kartans mittpunktskoordinat är N 6928800, E 583684 i SWEREF 99 TM.</w:t>
       </w:r>
     </w:p>
     <w:p>
@@ -1338,7 +1338,7 @@
     <w:r>
       <w:tab/>
       <w:tab/>
-      <w:t>2026-08-14</w:t>
+      <w:t>2026-08-15</w:t>
       <w:br/>
       <w:br/>
     </w:r>

--- a/klagomål/A 27787-2026 FSC-klagomål.docx
+++ b/klagomål/A 27787-2026 FSC-klagomål.docx
@@ -1338,7 +1338,7 @@
     <w:r>
       <w:tab/>
       <w:tab/>
-      <w:t>2026-08-15</w:t>
+      <w:t>2026-08-16</w:t>
       <w:br/>
       <w:br/>
     </w:r>

--- a/klagomål/A 27787-2026 FSC-klagomål.docx
+++ b/klagomål/A 27787-2026 FSC-klagomål.docx
@@ -1338,7 +1338,7 @@
     <w:r>
       <w:tab/>
       <w:tab/>
-      <w:t>2026-08-16</w:t>
+      <w:t>2026-08-17</w:t>
       <w:br/>
       <w:br/>
     </w:r>

--- a/klagomål/A 27787-2026 FSC-klagomål.docx
+++ b/klagomål/A 27787-2026 FSC-klagomål.docx
@@ -1338,7 +1338,7 @@
     <w:r>
       <w:tab/>
       <w:tab/>
-      <w:t>2026-08-17</w:t>
+      <w:t>2026-08-18</w:t>
       <w:br/>
       <w:br/>
     </w:r>

--- a/klagomål/A 27787-2026 FSC-klagomål.docx
+++ b/klagomål/A 27787-2026 FSC-klagomål.docx
@@ -1338,7 +1338,7 @@
     <w:r>
       <w:tab/>
       <w:tab/>
-      <w:t>2026-08-18</w:t>
+      <w:t>2026-08-19</w:t>
       <w:br/>
       <w:br/>
     </w:r>

--- a/klagomål/A 27787-2026 FSC-klagomål.docx
+++ b/klagomål/A 27787-2026 FSC-klagomål.docx
@@ -1338,7 +1338,7 @@
     <w:r>
       <w:tab/>
       <w:tab/>
-      <w:t>2026-08-19</w:t>
+      <w:t>2026-08-20</w:t>
       <w:br/>
       <w:br/>
     </w:r>

--- a/klagomål/A 27787-2026 FSC-klagomål.docx
+++ b/klagomål/A 27787-2026 FSC-klagomål.docx
@@ -1338,7 +1338,7 @@
     <w:r>
       <w:tab/>
       <w:tab/>
-      <w:t>2026-08-20</w:t>
+      <w:t>2026-08-21</w:t>
       <w:br/>
       <w:br/>
     </w:r>

--- a/klagomål/A 27787-2026 FSC-klagomål.docx
+++ b/klagomål/A 27787-2026 FSC-klagomål.docx
@@ -1338,7 +1338,7 @@
     <w:r>
       <w:tab/>
       <w:tab/>
-      <w:t>2026-08-21</w:t>
+      <w:t>2026-08-22</w:t>
       <w:br/>
       <w:br/>
     </w:r>

--- a/klagomål/A 27787-2026 FSC-klagomål.docx
+++ b/klagomål/A 27787-2026 FSC-klagomål.docx
@@ -1338,7 +1338,7 @@
     <w:r>
       <w:tab/>
       <w:tab/>
-      <w:t>2026-08-22</w:t>
+      <w:t>2026-08-23</w:t>
       <w:br/>
       <w:br/>
     </w:r>

--- a/klagomål/A 27787-2026 FSC-klagomål.docx
+++ b/klagomål/A 27787-2026 FSC-klagomål.docx
@@ -1338,7 +1338,7 @@
     <w:r>
       <w:tab/>
       <w:tab/>
-      <w:t>2026-08-23</w:t>
+      <w:t>2026-08-24</w:t>
       <w:br/>
       <w:br/>
     </w:r>

--- a/klagomål/A 27787-2026 FSC-klagomål.docx
+++ b/klagomål/A 27787-2026 FSC-klagomål.docx
@@ -1338,7 +1338,7 @@
     <w:r>
       <w:tab/>
       <w:tab/>
-      <w:t>2026-08-24</w:t>
+      <w:t>2026-08-25</w:t>
       <w:br/>
       <w:br/>
     </w:r>

--- a/klagomål/A 27787-2026 FSC-klagomål.docx
+++ b/klagomål/A 27787-2026 FSC-klagomål.docx
@@ -1338,7 +1338,7 @@
     <w:r>
       <w:tab/>
       <w:tab/>
-      <w:t>2026-08-25</w:t>
+      <w:t>2026-08-26</w:t>
       <w:br/>
       <w:br/>
     </w:r>

--- a/klagomål/A 27787-2026 FSC-klagomål.docx
+++ b/klagomål/A 27787-2026 FSC-klagomål.docx
@@ -1338,7 +1338,7 @@
     <w:r>
       <w:tab/>
       <w:tab/>
-      <w:t>2026-08-26</w:t>
+      <w:t>2026-08-27</w:t>
       <w:br/>
       <w:br/>
     </w:r>

--- a/klagomål/A 27787-2026 FSC-klagomål.docx
+++ b/klagomål/A 27787-2026 FSC-klagomål.docx
@@ -1338,7 +1338,7 @@
     <w:r>
       <w:tab/>
       <w:tab/>
-      <w:t>2026-08-27</w:t>
+      <w:t>2026-08-28</w:t>
       <w:br/>
       <w:br/>
     </w:r>

--- a/klagomål/A 27787-2026 FSC-klagomål.docx
+++ b/klagomål/A 27787-2026 FSC-klagomål.docx
@@ -1338,7 +1338,7 @@
     <w:r>
       <w:tab/>
       <w:tab/>
-      <w:t>2026-08-28</w:t>
+      <w:t>2026-08-29</w:t>
       <w:br/>
       <w:br/>
     </w:r>

--- a/klagomål/A 27787-2026 FSC-klagomål.docx
+++ b/klagomål/A 27787-2026 FSC-klagomål.docx
@@ -1338,7 +1338,7 @@
     <w:r>
       <w:tab/>
       <w:tab/>
-      <w:t>2026-08-29</w:t>
+      <w:t>2026-08-31</w:t>
       <w:br/>
       <w:br/>
     </w:r>

--- a/klagomål/A 27787-2026 FSC-klagomål.docx
+++ b/klagomål/A 27787-2026 FSC-klagomål.docx
@@ -1338,7 +1338,7 @@
     <w:r>
       <w:tab/>
       <w:tab/>
-      <w:t>2026-08-31</w:t>
+      <w:t>2026-09-01</w:t>
       <w:br/>
       <w:br/>
     </w:r>

--- a/klagomål/A 27787-2026 FSC-klagomål.docx
+++ b/klagomål/A 27787-2026 FSC-klagomål.docx
@@ -1338,7 +1338,7 @@
     <w:r>
       <w:tab/>
       <w:tab/>
-      <w:t>2026-09-01</w:t>
+      <w:t>2026-09-02</w:t>
       <w:br/>
       <w:br/>
     </w:r>

--- a/klagomål/A 27787-2026 FSC-klagomål.docx
+++ b/klagomål/A 27787-2026 FSC-klagomål.docx
@@ -1338,7 +1338,7 @@
     <w:r>
       <w:tab/>
       <w:tab/>
-      <w:t>2026-09-02</w:t>
+      <w:t>2026-09-03</w:t>
       <w:br/>
       <w:br/>
     </w:r>

--- a/klagomål/A 27787-2026 FSC-klagomål.docx
+++ b/klagomål/A 27787-2026 FSC-klagomål.docx
@@ -1338,7 +1338,7 @@
     <w:r>
       <w:tab/>
       <w:tab/>
-      <w:t>2026-09-03</w:t>
+      <w:t>2026-09-04</w:t>
       <w:br/>
       <w:br/>
     </w:r>

--- a/klagomål/A 27787-2026 FSC-klagomål.docx
+++ b/klagomål/A 27787-2026 FSC-klagomål.docx
@@ -1338,7 +1338,7 @@
     <w:r>
       <w:tab/>
       <w:tab/>
-      <w:t>2026-09-04</w:t>
+      <w:t>2026-09-05</w:t>
       <w:br/>
       <w:br/>
     </w:r>

--- a/klagomål/A 27787-2026 FSC-klagomål.docx
+++ b/klagomål/A 27787-2026 FSC-klagomål.docx
@@ -1338,7 +1338,7 @@
     <w:r>
       <w:tab/>
       <w:tab/>
-      <w:t>2026-09-05</w:t>
+      <w:t>2026-09-06</w:t>
       <w:br/>
       <w:br/>
     </w:r>

--- a/klagomål/A 27787-2026 FSC-klagomål.docx
+++ b/klagomål/A 27787-2026 FSC-klagomål.docx
@@ -1338,7 +1338,7 @@
     <w:r>
       <w:tab/>
       <w:tab/>
-      <w:t>2026-09-06</w:t>
+      <w:t>2026-09-07</w:t>
       <w:br/>
       <w:br/>
     </w:r>

--- a/klagomål/A 27787-2026 FSC-klagomål.docx
+++ b/klagomål/A 27787-2026 FSC-klagomål.docx
@@ -1338,7 +1338,7 @@
     <w:r>
       <w:tab/>
       <w:tab/>
-      <w:t>2026-09-07</w:t>
+      <w:t>2026-09-08</w:t>
       <w:br/>
       <w:br/>
     </w:r>

--- a/klagomål/A 27787-2026 FSC-klagomål.docx
+++ b/klagomål/A 27787-2026 FSC-klagomål.docx
@@ -1338,7 +1338,7 @@
     <w:r>
       <w:tab/>
       <w:tab/>
-      <w:t>2026-09-08</w:t>
+      <w:t>2026-09-09</w:t>
       <w:br/>
       <w:br/>
     </w:r>

--- a/klagomål/A 27787-2026 FSC-klagomål.docx
+++ b/klagomål/A 27787-2026 FSC-klagomål.docx
@@ -1338,7 +1338,7 @@
     <w:r>
       <w:tab/>
       <w:tab/>
-      <w:t>2026-09-09</w:t>
+      <w:t>2026-09-10</w:t>
       <w:br/>
       <w:br/>
     </w:r>

--- a/klagomål/A 27787-2026 FSC-klagomål.docx
+++ b/klagomål/A 27787-2026 FSC-klagomål.docx
@@ -1338,7 +1338,7 @@
     <w:r>
       <w:tab/>
       <w:tab/>
-      <w:t>2026-09-10</w:t>
+      <w:t>2026-09-11</w:t>
       <w:br/>
       <w:br/>
     </w:r>

--- a/klagomål/A 27787-2026 FSC-klagomål.docx
+++ b/klagomål/A 27787-2026 FSC-klagomål.docx
@@ -1338,7 +1338,7 @@
     <w:r>
       <w:tab/>
       <w:tab/>
-      <w:t>2026-09-11</w:t>
+      <w:t>2026-09-12</w:t>
       <w:br/>
       <w:br/>
     </w:r>
